--- a/docs/KLAR_User_Manual_EN.docx
+++ b/docs/KLAR_User_Manual_EN.docx
@@ -570,7 +570,7 @@
           <w:rFonts w:ascii="Arial Narrow" w:hAnsi="Arial Narrow"/>
           <w:sz w:val="22"/>
         </w:rPr>
-        <w:t>Classifies each claim as Supported, Contradicted, or Unverifiable</w:t>
+        <w:t>Classifies each claim as Supported, Contradicted, or Unconfirmed</w:t>
       </w:r>
     </w:p>
     <w:p>
@@ -679,7 +679,7 @@
           <w:rFonts w:ascii="Arial Narrow" w:hAnsi="Arial Narrow"/>
           <w:sz w:val="22"/>
         </w:rPr>
-        <w:t>The result is a comprehensive Trust Report with a color-coded visualization of your text, where each claim is highlighted in green (supported), red (contradicted), or yellow (unverifiable). You can click on any claim to see the evidence and reasoning behind the verdict.</w:t>
+        <w:t>The result is a comprehensive Trust Report with a color-coded visualization of your text, where each claim is highlighted in green (supported), red (contradicted), or gray (unconfirmed). You can click on any claim to see the evidence and reasoning behind the verdict.</w:t>
       </w:r>
     </w:p>
     <w:p>
@@ -1693,7 +1693,7 @@
       <w:r>
         <w:rPr>
           <w:rFonts w:ascii="Arial Narrow" w:hAnsi="Arial Narrow"/>
-          <w:color w:val="D97706"/>
+          <w:color w:val="64748B"/>
           <w:sz w:val="22"/>
         </w:rPr>
         <w:t xml:space="preserve">● </w:t>
@@ -1703,7 +1703,7 @@
           <w:rFonts w:ascii="Arial Narrow" w:hAnsi="Arial Narrow"/>
           <w:sz w:val="22"/>
         </w:rPr>
-        <w:t>Unverifiable (Yellow) — No reliable source could be found to confirm or deny this</w:t>
+        <w:t>Unconfirmed (Gray) — No reliable source could be found to confirm or deny this. This does not mean the claim is wrong.</w:t>
       </w:r>
     </w:p>
     <w:p>
@@ -2238,7 +2238,7 @@
           <w:rFonts w:ascii="Arial Narrow" w:hAnsi="Arial Narrow"/>
           <w:sz w:val="22"/>
         </w:rPr>
-        <w:t>A trust score (0–100) showing overall reliability</w:t>
+        <w:t>A trust score (0–100) based on the ratio of supported vs. contradicted claims (unconfirmed claims are excluded from the score)</w:t>
       </w:r>
     </w:p>
     <w:p>
@@ -2262,7 +2262,7 @@
           <w:rFonts w:ascii="Arial Narrow" w:hAnsi="Arial Narrow"/>
           <w:sz w:val="22"/>
         </w:rPr>
-        <w:t>A highlighted text view — your original text with claims marked in green, red, and yellow</w:t>
+        <w:t>A highlighted text view — your original text with claims marked in green (supported), red (contradicted), and gray (unconfirmed)</w:t>
       </w:r>
     </w:p>
     <w:p>
@@ -2361,6 +2361,9 @@
           <w:sz w:val="22"/>
         </w:rPr>
         <w:t>The Verification History is a searchable, sortable list of every text you have ever verified. Filter by date, sort by trust score, search by keywords. Click any entry to re-open the full report.</w:t>
+        <w:br/>
+        <w:br/>
+        <w:t>Note: The trust score measures supported claims vs. contradicted claims. Unconfirmed claims (where no source could be found either way) are excluded from the score — they do not count against you.</w:t>
       </w:r>
     </w:p>
     <w:p>
@@ -3573,7 +3576,7 @@
           <w:rFonts w:ascii="Arial Narrow" w:hAnsi="Arial Narrow"/>
           <w:sz w:val="22"/>
         </w:rPr>
-        <w:t>Results appear in a floating panel directly on the page, showing trust score and claim verdicts</w:t>
+        <w:t>Results appear in a floating panel directly on the page, showing trust score and claim verdicts. Only sources the AI actually referenced are shown.</w:t>
       </w:r>
     </w:p>
     <w:p>
@@ -5067,7 +5070,7 @@
           <w:rFonts w:ascii="Arial Narrow" w:hAnsi="Arial Narrow"/>
           <w:sz w:val="22"/>
         </w:rPr>
-        <w:t>KLAR's accuracy depends on the availability of sources. Claims that can be verified against Wikipedia and reliable web sources receive highly accurate verdicts. Claims about very recent events or niche topics may be classified as 'Unverifiable' when no reliable source exists.</w:t>
+        <w:t>KLAR's accuracy depends on the availability of sources. Claims that can be verified against Wikipedia and reliable web sources receive highly accurate verdicts. Claims about very recent events or niche topics may be classified as 'Unconfirmed' when no reliable source exists. Unconfirmed does not mean wrong — it simply means no source could be found to confirm or deny it.</w:t>
       </w:r>
     </w:p>
     <w:p>
